--- a/1019/v6/修改稿/10201004_03_官方叙述一万字研究_成果报告与QC规范校订.docx
+++ b/1019/v6/修改稿/10201004_03_官方叙述一万字研究_成果报告与QC规范校订.docx
@@ -13,7 +13,7 @@
           <w:color w:val="123A59"/>
           <w:sz w:val="36"/>
         </w:rPr>
-        <w:t>智烤管家：V4官方叙述体系与决赛一万字研究稿</w:t>
+        <w:t>智烤管家：V6官方叙述体系与决赛一万字研究稿</w:t>
       </w:r>
     </w:p>
     <w:p>
